--- a/Documentation/stock_market_summary_one_page.docx
+++ b/Documentation/stock_market_summary_one_page.docx
@@ -5,7 +5,7 @@
     <w:p>
       <w:pPr>
         <w:pStyle w:val="Title"/>
-        <w:spacing w:after="40"/>
+        <w:spacing w:after="40" w:before="0" w:line="252" w:lineRule="auto"/>
       </w:pPr>
       <w:r>
         <w:t>Stock Market Fundamentals</w:t>
@@ -13,7 +13,7 @@
     </w:p>
     <w:p>
       <w:pPr>
-        <w:spacing w:after="160"/>
+        <w:spacing w:after="40" w:before="40" w:line="252" w:lineRule="auto"/>
       </w:pPr>
       <w:r>
         <w:rPr>
@@ -25,6 +25,9 @@
       </w:r>
     </w:p>
     <w:p>
+      <w:pPr>
+        <w:spacing w:before="40" w:after="40" w:line="252" w:lineRule="auto"/>
+      </w:pPr>
       <w:r>
         <w:rPr>
           <w:b/>
@@ -38,12 +41,16 @@
     <w:p>
       <w:pPr>
         <w:pStyle w:val="Heading2"/>
+        <w:spacing w:before="40" w:after="40" w:line="252" w:lineRule="auto"/>
       </w:pPr>
       <w:r>
         <w:t>How the market works</w:t>
       </w:r>
     </w:p>
     <w:p>
+      <w:pPr>
+        <w:spacing w:before="40" w:after="40" w:line="252" w:lineRule="auto"/>
+      </w:pPr>
       <w:r>
         <w:t>A stock market lets companies raise equity capital and investors trade securities. NSE and BSE are major Indian stock exchanges. Nifty 50 tracks 50 large, liquid stocks associated with NSE; Sensex tracks 30 selected BSE companies. An IPO is a first public offering/listing process; an SME IPO is for eligible small and medium enterprises on the relevant SME platform under current rules.</w:t>
       </w:r>
@@ -51,6 +58,7 @@
     <w:p>
       <w:pPr>
         <w:pStyle w:val="Heading2"/>
+        <w:spacing w:before="40" w:after="40" w:line="252" w:lineRule="auto"/>
       </w:pPr>
       <w:r>
         <w:t>Company value and shareholder terms</w:t>
@@ -430,18 +438,25 @@
     </w:tbl>
     <w:p>
       <w:pPr>
-        <w:spacing w:after="0"/>
+        <w:spacing w:after="40" w:before="40" w:line="252" w:lineRule="auto"/>
       </w:pPr>
+      <w:r>
+        <w:t>Market capitalization = share price × shares outstanding; it measures market value of equity. Key valuation and shareholder metrics: (1) EPS (Earnings Per Share) = profit attributable to ordinary shareholders ÷ weighted-average shares; (2) P/E ratio = share price ÷ EPS, comparing valuation against current earnings; (3) P/B ratio = share price ÷ book value per share, comparing market equity to accounting net worth; (4) Dividends are cash profit distributions declared by the company (not guaranteed); (5) Bonus issues distribute additional shares from eligible reserves, while stock splits divide existing shares into lower face-value units (neither creates economic value alone); (6) Trading volume measures total shares transacted in a period, reflecting market activity and liquidity rather than investment quality.</w:t>
+      </w:r>
     </w:p>
     <w:p>
       <w:pPr>
         <w:pStyle w:val="Heading2"/>
+        <w:spacing w:before="40" w:after="40" w:line="252" w:lineRule="auto"/>
       </w:pPr>
       <w:r>
         <w:t>The three financial statements</w:t>
       </w:r>
     </w:p>
     <w:p>
+      <w:pPr>
+        <w:spacing w:before="40" w:after="40" w:line="252" w:lineRule="auto"/>
+      </w:pPr>
       <w:r>
         <w:t>Profit &amp; Loss: revenue, costs and profit across a period. Balance Sheet: assets, liabilities and equity at a date. Cash Flow Statement: cash movements from operating, investing and financing activities. Common metrics include revenue growth, operating/net margin, current ratio, debt-to-equity, ROE, EPS and operating cash flow.</w:t>
       </w:r>
@@ -449,12 +464,16 @@
     <w:p>
       <w:pPr>
         <w:pStyle w:val="Heading2"/>
+        <w:spacing w:before="40" w:after="40" w:line="252" w:lineRule="auto"/>
       </w:pPr>
       <w:r>
         <w:t>Market participants and settlement</w:t>
       </w:r>
     </w:p>
     <w:p>
+      <w:pPr>
+        <w:spacing w:before="40" w:after="40" w:line="252" w:lineRule="auto"/>
+      </w:pPr>
       <w:r>
         <w:t>A broker facilitates customer access to exchanges. A demat account holds securities electronically through a Depository Participant. NSDL and CDSL are depositories. SEBI regulates the securities market. A typical equity trade flows from order placement and exchange matching through clearing and settlement; India’s standard equity rolling settlement is generally T+1, subject to instrument and market-calendar rules.</w:t>
       </w:r>
@@ -462,6 +481,7 @@
     <w:p>
       <w:pPr>
         <w:pStyle w:val="Heading2"/>
+        <w:spacing w:before="40" w:after="40" w:line="252" w:lineRule="auto"/>
       </w:pPr>
       <w:r>
         <w:t>Analyst checklist</w:t>
@@ -470,7 +490,7 @@
     <w:p>
       <w:pPr>
         <w:pStyle w:val="ListBullet"/>
-        <w:spacing w:after="20"/>
+        <w:spacing w:after="40" w:before="40" w:line="252" w:lineRule="auto"/>
       </w:pPr>
       <w:r>
         <w:t>Confirm units, reporting period, consolidated vs standalone basis and accounting framework.</w:t>
@@ -479,7 +499,7 @@
     <w:p>
       <w:pPr>
         <w:pStyle w:val="ListBullet"/>
-        <w:spacing w:after="20"/>
+        <w:spacing w:after="40" w:before="40" w:line="252" w:lineRule="auto"/>
       </w:pPr>
       <w:r>
         <w:t>Check corporate actions, outliers, market holidays and data freshness before comparing values.</w:t>
@@ -488,7 +508,7 @@
     <w:p>
       <w:pPr>
         <w:pStyle w:val="ListBullet"/>
-        <w:spacing w:after="20"/>
+        <w:spacing w:after="40" w:before="40" w:line="252" w:lineRule="auto"/>
       </w:pPr>
       <w:r>
         <w:t>Treat high P/E, unusual volume or changing ratios as investigation signals, not conclusions.</w:t>
@@ -497,6 +517,7 @@
     <w:p>
       <w:pPr>
         <w:pStyle w:val="Heading2"/>
+        <w:spacing w:before="40" w:after="40" w:line="252" w:lineRule="auto"/>
       </w:pPr>
       <w:r>
         <w:t>Sources</w:t>
@@ -504,7 +525,7 @@
     </w:p>
     <w:p>
       <w:pPr>
-        <w:spacing w:after="20"/>
+        <w:spacing w:after="40" w:before="40" w:line="252" w:lineRule="auto"/>
       </w:pPr>
       <w:r>
         <w:rPr>
@@ -516,7 +537,7 @@
     </w:p>
     <w:p>
       <w:pPr>
-        <w:spacing w:after="20"/>
+        <w:spacing w:after="40" w:before="40" w:line="252" w:lineRule="auto"/>
       </w:pPr>
       <w:r>
         <w:rPr>
@@ -528,7 +549,7 @@
     </w:p>
     <w:p>
       <w:pPr>
-        <w:spacing w:after="20"/>
+        <w:spacing w:after="40" w:before="40" w:line="252" w:lineRule="auto"/>
       </w:pPr>
       <w:r>
         <w:rPr>
@@ -540,7 +561,7 @@
     </w:p>
     <w:p>
       <w:pPr>
-        <w:spacing w:after="20"/>
+        <w:spacing w:after="40" w:before="40" w:line="252" w:lineRule="auto"/>
       </w:pPr>
       <w:r>
         <w:rPr>
@@ -553,7 +574,7 @@
     <w:sectPr>
       <w:footerReference w:type="default" r:id="rId9"/>
       <w:pgSz w:w="12240" w:h="15840"/>
-      <w:pgMar w:top="936" w:right="1037" w:bottom="936" w:left="1037" w:header="720" w:footer="720" w:gutter="0"/>
+      <w:pgMar w:top="720" w:right="936" w:bottom="720" w:left="936" w:header="720" w:footer="720" w:gutter="0"/>
       <w:cols w:space="720"/>
       <w:docGrid w:linePitch="360"/>
     </w:sectPr>
